--- a/TrainingManual3_ChiefScribe.docx
+++ b/TrainingManual3_ChiefScribe.docx
@@ -100,15 +100,7 @@
         <w:t xml:space="preserve">Place one of your </w:t>
       </w:r>
       <w:r>
-        <w:t xml:space="preserve">Alliance Tokens </w:t>
-      </w:r>
-      <w:proofErr w:type="gramStart"/>
-      <w:r>
-        <w:t>on</w:t>
-      </w:r>
-      <w:proofErr w:type="gramEnd"/>
-      <w:r>
-        <w:t xml:space="preserve"> the start of the Honor Track.</w:t>
+        <w:t>Alliance Tokens on the start of the Honor Track.</w:t>
       </w:r>
     </w:p>
     <w:p>
@@ -266,15 +258,7 @@
         <w:t>,</w:t>
       </w:r>
       <w:r>
-        <w:t xml:space="preserve"> on each of your </w:t>
-      </w:r>
-      <w:proofErr w:type="gramStart"/>
-      <w:r>
-        <w:t>Investments</w:t>
-      </w:r>
-      <w:proofErr w:type="gramEnd"/>
-      <w:r>
-        <w:t>, denoting their level.</w:t>
+        <w:t xml:space="preserve"> on each of your Investments, denoting their level.</w:t>
       </w:r>
     </w:p>
     <w:p>
@@ -461,18 +445,10 @@
         <w:t xml:space="preserve">s his card marker on the Law), he gets to set the value of the </w:t>
       </w:r>
       <w:r>
-        <w:t xml:space="preserve">Threshold, determining who will </w:t>
-      </w:r>
-      <w:proofErr w:type="gramStart"/>
-      <w:r>
-        <w:t xml:space="preserve">be </w:t>
-      </w:r>
-      <w:r>
-        <w:t>in compliance with</w:t>
-      </w:r>
-      <w:proofErr w:type="gramEnd"/>
-      <w:r>
-        <w:t xml:space="preserve"> this new Law, and who will not.</w:t>
+        <w:t xml:space="preserve">Threshold, determining who will be </w:t>
+      </w:r>
+      <w:r>
+        <w:t>in compliance with this new Law, and who will not.</w:t>
       </w:r>
       <w:r>
         <w:t xml:space="preserve"> What will you set it at? Each Law </w:t>
@@ -554,13 +530,8 @@
         <w:t>“</w:t>
       </w:r>
       <w:r>
-        <w:t xml:space="preserve">The Greeks will be sending an army our way </w:t>
-      </w:r>
-      <w:proofErr w:type="gramStart"/>
-      <w:r>
-        <w:t>pretty soon</w:t>
-      </w:r>
-      <w:proofErr w:type="gramEnd"/>
+        <w:t>The Greeks will be sending an army our way pretty soon</w:t>
+      </w:r>
       <w:r>
         <w:t>, so I am going to</w:t>
       </w:r>
@@ -580,15 +551,7 @@
         <w:t xml:space="preserve"> into a Persian space of the Battlefield, take 1 Coin from the Royal Bank, and place the Leader I used </w:t>
       </w:r>
       <w:r>
-        <w:t xml:space="preserve">in the Battlefield as well. This way, we all know I was the one who deployed </w:t>
-      </w:r>
-      <w:proofErr w:type="gramStart"/>
-      <w:r>
-        <w:t>these</w:t>
-      </w:r>
-      <w:proofErr w:type="gramEnd"/>
-      <w:r>
-        <w:t xml:space="preserve"> Troops. Because I have currently deployed the most Troops </w:t>
+        <w:t xml:space="preserve">in the Battlefield as well. This way, we all know I was the one who deployed these Troops. Because I have currently deployed the most Troops </w:t>
       </w:r>
       <w:r>
         <w:t>this round, I should be labelled General at the end of the round, winning me 1 Honor.</w:t>
@@ -659,19 +622,11 @@
           <w:color w:val="auto"/>
         </w:rPr>
       </w:pPr>
-      <w:proofErr w:type="spellStart"/>
-      <w:r>
-        <w:rPr>
-          <w:rStyle w:val="Strong"/>
-        </w:rPr>
-        <w:t>Undermarket</w:t>
-      </w:r>
-      <w:proofErr w:type="spellEnd"/>
-      <w:r>
-        <w:rPr>
-          <w:rStyle w:val="Strong"/>
-        </w:rPr>
-        <w:t xml:space="preserve"> Buy</w:t>
+      <w:r>
+        <w:rPr>
+          <w:rStyle w:val="Strong"/>
+        </w:rPr>
+        <w:t>Undermarket Buy</w:t>
       </w:r>
       <w:r>
         <w:rPr>
@@ -706,74 +661,42 @@
         <w:t xml:space="preserve">I would also like some Commodities, but </w:t>
       </w:r>
       <w:r>
-        <w:t xml:space="preserve">someone already used the Court Buy, so I </w:t>
-      </w:r>
-      <w:proofErr w:type="gramStart"/>
-      <w:r>
-        <w:t>have to</w:t>
-      </w:r>
-      <w:proofErr w:type="gramEnd"/>
-      <w:r>
-        <w:t xml:space="preserve"> go to the </w:t>
-      </w:r>
-      <w:proofErr w:type="spellStart"/>
-      <w:r>
-        <w:t>Undermarket</w:t>
-      </w:r>
-      <w:proofErr w:type="spellEnd"/>
-      <w:r>
-        <w:t xml:space="preserve"> to get my Commodities. I can use </w:t>
-      </w:r>
-      <w:proofErr w:type="spellStart"/>
-      <w:r>
-        <w:t>Undermarket</w:t>
-      </w:r>
-      <w:proofErr w:type="spellEnd"/>
+        <w:t xml:space="preserve">someone already used the Court Buy, so I have to go to the Undermarket to get my Commodities. I can use Undermarket </w:t>
+      </w:r>
+      <w:r>
+        <w:t xml:space="preserve">actions once per round, even if someone else has already used </w:t>
+      </w:r>
+      <w:r>
+        <w:t>it</w:t>
+      </w:r>
+      <w:r>
+        <w:t>,</w:t>
+      </w:r>
+      <w:r>
+        <w:t xml:space="preserve"> just</w:t>
+      </w:r>
+      <w:r>
+        <w:t xml:space="preserve"> like Provincial actions</w:t>
+      </w:r>
+      <w:r>
+        <w:t xml:space="preserve">, but Undermarket actions cost a penalty for their use. In this case, </w:t>
+      </w:r>
+      <w:r>
+        <w:t>I</w:t>
+      </w:r>
+      <w:r>
+        <w:t xml:space="preserve"> must</w:t>
+      </w:r>
+      <w:r>
+        <w:t xml:space="preserve"> Buy at </w:t>
+      </w:r>
+      <w:r>
+        <w:t>one less than the current Market</w:t>
+      </w:r>
       <w:r>
         <w:t xml:space="preserve"> </w:t>
       </w:r>
       <w:r>
-        <w:t xml:space="preserve">actions once per round, even if someone else has already used </w:t>
-      </w:r>
-      <w:r>
-        <w:t>it</w:t>
-      </w:r>
-      <w:r>
-        <w:t>,</w:t>
-      </w:r>
-      <w:r>
-        <w:t xml:space="preserve"> just</w:t>
-      </w:r>
-      <w:r>
-        <w:t xml:space="preserve"> like Provincial actions</w:t>
-      </w:r>
-      <w:r>
-        <w:t xml:space="preserve">, but </w:t>
-      </w:r>
-      <w:proofErr w:type="spellStart"/>
-      <w:r>
-        <w:t>Undermarket</w:t>
-      </w:r>
-      <w:proofErr w:type="spellEnd"/>
-      <w:r>
-        <w:t xml:space="preserve"> actions cost a penalty for their use. In this case, </w:t>
-      </w:r>
-      <w:r>
-        <w:t>I</w:t>
-      </w:r>
-      <w:r>
-        <w:t xml:space="preserve"> must</w:t>
-      </w:r>
-      <w:r>
-        <w:t xml:space="preserve"> Buy at </w:t>
-      </w:r>
-      <w:r>
-        <w:t>one less than the current Market</w:t>
-      </w:r>
-      <w:r>
-        <w:t xml:space="preserve"> </w:t>
-      </w:r>
-      <w:r>
         <w:t>R</w:t>
       </w:r>
       <w:r>
@@ -783,7 +706,17 @@
         <w:t>spend 2 Coins to gain 4 Commodities</w:t>
       </w:r>
       <w:r>
-        <w:t>. My Coins go to the Free Bank, not the Royal Bank, since I am not trading with the King’s Court.</w:t>
+        <w:t xml:space="preserve">. My Coins go to the Free Bank, not the Royal Bank, since I </w:t>
+      </w:r>
+      <w:r>
+        <w:lastRenderedPageBreak/>
+        <w:t>am not trading with the King’s Court.</w:t>
+      </w:r>
+      <w:r>
+        <w:t xml:space="preserve"> Now that my trade is done, I </w:t>
+      </w:r>
+      <w:r>
+        <w:t>decrease the Market Rate since Commodities are now less common.</w:t>
       </w:r>
       <w:r>
         <w:t>”</w:t>
@@ -806,7 +739,6 @@
         <w:rPr>
           <w:rStyle w:val="Strong"/>
         </w:rPr>
-        <w:lastRenderedPageBreak/>
         <w:t>Commission</w:t>
       </w:r>
       <w:r>
@@ -1120,6 +1052,7 @@
         <w:pStyle w:val="Quote"/>
       </w:pPr>
       <w:r>
+        <w:lastRenderedPageBreak/>
         <w:t xml:space="preserve">“I do not want this Deliberated Law to become an Edict, so I will Postpone and move it back </w:t>
       </w:r>
       <w:r>
@@ -1141,11 +1074,7 @@
         <w:t>one</w:t>
       </w:r>
       <w:r>
-        <w:t xml:space="preserve"> space, so I will </w:t>
-      </w:r>
-      <w:r>
-        <w:lastRenderedPageBreak/>
-        <w:t>just swap it with the Law right behind it</w:t>
+        <w:t xml:space="preserve"> space, so I will just swap it with the Law right behind it</w:t>
       </w:r>
       <w:r>
         <w:t>. The Threshold gets reset and will have to be chosen again</w:t>
@@ -1361,25 +1290,7 @@
           <w:b w:val="0"/>
           <w:bCs w:val="0"/>
         </w:rPr>
-        <w:t xml:space="preserve">also want to upgrade one of my </w:t>
-      </w:r>
-      <w:proofErr w:type="gramStart"/>
-      <w:r>
-        <w:rPr>
-          <w:rStyle w:val="Strong"/>
-          <w:b w:val="0"/>
-          <w:bCs w:val="0"/>
-        </w:rPr>
-        <w:t>Investments</w:t>
-      </w:r>
-      <w:proofErr w:type="gramEnd"/>
-      <w:r>
-        <w:rPr>
-          <w:rStyle w:val="Strong"/>
-          <w:b w:val="0"/>
-          <w:bCs w:val="0"/>
-        </w:rPr>
-        <w:t xml:space="preserve">. This will allow me to collect more Taxes </w:t>
+        <w:t xml:space="preserve">also want to upgrade one of my Investments. This will allow me to collect more Taxes </w:t>
       </w:r>
       <w:r>
         <w:rPr>
@@ -1526,7 +1437,11 @@
         <w:t>is new</w:t>
       </w:r>
       <w:r>
-        <w:t xml:space="preserve"> Edict, you will be penalized when using the</w:t>
+        <w:t xml:space="preserve"> Edict, you will </w:t>
+      </w:r>
+      <w:r>
+        <w:lastRenderedPageBreak/>
+        <w:t>be penalized when using the</w:t>
       </w:r>
       <w:r>
         <w:t xml:space="preserve"> Tax</w:t>
@@ -1544,7 +1459,6 @@
         </w:numPr>
       </w:pPr>
       <w:r>
-        <w:lastRenderedPageBreak/>
         <w:t>Immediately after,</w:t>
       </w:r>
     </w:p>
@@ -1553,7 +1467,19 @@
         <w:pStyle w:val="Quote"/>
       </w:pPr>
       <w:r>
-        <w:t>“Now that there is a new Law at the front of the Queue (sponsored by the Master of Lies), we need to make it the Deliberated Law and set its Threshold. Master of Lies, what would you like to set this Law to? Each Law can have a value of 1 to 6.”</w:t>
+        <w:t xml:space="preserve">“Now that there is a new Law at the front of the Queue (sponsored by the </w:t>
+      </w:r>
+      <w:r>
+        <w:t>Warmongerer</w:t>
+      </w:r>
+      <w:r>
+        <w:t xml:space="preserve">), we need to make it the Deliberated Law and set its Threshold. </w:t>
+      </w:r>
+      <w:r>
+        <w:t>Warmongerer</w:t>
+      </w:r>
+      <w:r>
+        <w:t>, what would you like to set this Law to? Each Law can have a value of 1 to 6.”</w:t>
       </w:r>
     </w:p>
     <w:p>
@@ -1647,25 +1573,23 @@
           <w:b w:val="0"/>
           <w:bCs w:val="0"/>
         </w:rPr>
-        <w:t xml:space="preserve">As the </w:t>
-      </w:r>
-      <w:proofErr w:type="spellStart"/>
+        <w:t xml:space="preserve">As the collecter of the taxes on behalf of the King, I will keep </w:t>
+      </w:r>
       <w:r>
         <w:rPr>
           <w:rStyle w:val="Strong"/>
           <w:b w:val="0"/>
           <w:bCs w:val="0"/>
         </w:rPr>
-        <w:t>collecter</w:t>
-      </w:r>
-      <w:proofErr w:type="spellEnd"/>
+        <w:t>one of the</w:t>
+      </w:r>
       <w:r>
         <w:rPr>
           <w:rStyle w:val="Strong"/>
           <w:b w:val="0"/>
           <w:bCs w:val="0"/>
         </w:rPr>
-        <w:t xml:space="preserve"> of the taxes on behalf of the King, I will keep </w:t>
+        <w:t xml:space="preserve"> </w:t>
       </w:r>
       <w:r>
         <w:rPr>
@@ -1673,7 +1597,7 @@
           <w:b w:val="0"/>
           <w:bCs w:val="0"/>
         </w:rPr>
-        <w:t>one of the</w:t>
+        <w:t xml:space="preserve">paid </w:t>
       </w:r>
       <w:r>
         <w:rPr>
@@ -1681,7 +1605,7 @@
           <w:b w:val="0"/>
           <w:bCs w:val="0"/>
         </w:rPr>
-        <w:t xml:space="preserve"> </w:t>
+        <w:t>Coin</w:t>
       </w:r>
       <w:r>
         <w:rPr>
@@ -1689,7 +1613,7 @@
           <w:b w:val="0"/>
           <w:bCs w:val="0"/>
         </w:rPr>
-        <w:t xml:space="preserve">paid </w:t>
+        <w:t>s</w:t>
       </w:r>
       <w:r>
         <w:rPr>
@@ -1697,7 +1621,7 @@
           <w:b w:val="0"/>
           <w:bCs w:val="0"/>
         </w:rPr>
-        <w:t>Coin</w:t>
+        <w:t xml:space="preserve"> for each of my Leader’s levels (two in this case), and my Collection Stations </w:t>
       </w:r>
       <w:r>
         <w:rPr>
@@ -1705,7 +1629,7 @@
           <w:b w:val="0"/>
           <w:bCs w:val="0"/>
         </w:rPr>
-        <w:t>s</w:t>
+        <w:t xml:space="preserve">lets me keep four more, so I’ll just </w:t>
       </w:r>
       <w:r>
         <w:rPr>
@@ -1713,59 +1637,23 @@
           <w:b w:val="0"/>
           <w:bCs w:val="0"/>
         </w:rPr>
-        <w:t xml:space="preserve"> for each of my Leader’s levels (two in this case), and my Collection Stations </w:t>
-      </w:r>
-      <w:proofErr w:type="gramStart"/>
+        <w:t xml:space="preserve">keep </w:t>
+      </w:r>
       <w:r>
         <w:rPr>
           <w:rStyle w:val="Strong"/>
           <w:b w:val="0"/>
           <w:bCs w:val="0"/>
         </w:rPr>
-        <w:t>lets</w:t>
-      </w:r>
-      <w:proofErr w:type="gramEnd"/>
+        <w:t xml:space="preserve">all </w:t>
+      </w:r>
       <w:r>
         <w:rPr>
           <w:rStyle w:val="Strong"/>
           <w:b w:val="0"/>
           <w:bCs w:val="0"/>
         </w:rPr>
-        <w:t xml:space="preserve"> me keep four more, so I’ll just </w:t>
-      </w:r>
-      <w:r>
-        <w:rPr>
-          <w:rStyle w:val="Strong"/>
-          <w:b w:val="0"/>
-          <w:bCs w:val="0"/>
-        </w:rPr>
-        <w:t xml:space="preserve">keep </w:t>
-      </w:r>
-      <w:proofErr w:type="gramStart"/>
-      <w:r>
-        <w:rPr>
-          <w:rStyle w:val="Strong"/>
-          <w:b w:val="0"/>
-          <w:bCs w:val="0"/>
-        </w:rPr>
-        <w:t xml:space="preserve">all </w:t>
-      </w:r>
-      <w:r>
-        <w:rPr>
-          <w:rStyle w:val="Strong"/>
-          <w:b w:val="0"/>
-          <w:bCs w:val="0"/>
-        </w:rPr>
-        <w:t>of</w:t>
-      </w:r>
-      <w:proofErr w:type="gramEnd"/>
-      <w:r>
-        <w:rPr>
-          <w:rStyle w:val="Strong"/>
-          <w:b w:val="0"/>
-          <w:bCs w:val="0"/>
-        </w:rPr>
-        <w:t xml:space="preserve"> these Coins. If there was anything left over after my cut, it would go into the King’s Bank</w:t>
+        <w:t>of these Coins. If there was anything left over after my cut, it would go into the King’s Bank</w:t>
       </w:r>
       <w:r>
         <w:rPr>
@@ -1818,14 +1706,12 @@
           <w:numId w:val="2"/>
         </w:numPr>
       </w:pPr>
-      <w:proofErr w:type="gramStart"/>
       <w:r>
         <w:rPr>
           <w:rStyle w:val="Strong"/>
         </w:rPr>
         <w:t>Deploy</w:t>
       </w:r>
-      <w:proofErr w:type="gramEnd"/>
     </w:p>
     <w:p>
       <w:pPr>
@@ -1860,19 +1746,11 @@
           <w:bCs w:val="0"/>
         </w:rPr>
       </w:pPr>
-      <w:proofErr w:type="spellStart"/>
-      <w:r>
-        <w:rPr>
-          <w:rStyle w:val="Strong"/>
-        </w:rPr>
-        <w:t>Undermarket</w:t>
-      </w:r>
-      <w:proofErr w:type="spellEnd"/>
-      <w:r>
-        <w:rPr>
-          <w:rStyle w:val="Strong"/>
-        </w:rPr>
-        <w:t xml:space="preserve"> Donate</w:t>
+      <w:r>
+        <w:rPr>
+          <w:rStyle w:val="Strong"/>
+        </w:rPr>
+        <w:t>Undermarket Donate</w:t>
       </w:r>
     </w:p>
     <w:p>
@@ -1880,23 +1758,7 @@
         <w:pStyle w:val="Quote"/>
       </w:pPr>
       <w:r>
-        <w:t xml:space="preserve">“I also have a lot of Coins I would like to convert into Honor, but the Head Banker already used the Court Donate, so I need to go to the </w:t>
-      </w:r>
-      <w:proofErr w:type="spellStart"/>
-      <w:r>
-        <w:t>Undermarket</w:t>
-      </w:r>
-      <w:proofErr w:type="spellEnd"/>
-      <w:r>
-        <w:t xml:space="preserve"> to Donate. For this </w:t>
-      </w:r>
-      <w:proofErr w:type="spellStart"/>
-      <w:r>
-        <w:t>Undermarket</w:t>
-      </w:r>
-      <w:proofErr w:type="spellEnd"/>
-      <w:r>
-        <w:t xml:space="preserve"> action, the penalty is a permanent </w:t>
+        <w:t xml:space="preserve">“I also have a lot of Coins I would like to convert into Honor, but the Head Banker already used the Court Donate, so I need to go to the Undermarket to Donate. For this Undermarket action, the penalty is a permanent </w:t>
       </w:r>
       <w:r>
         <w:t xml:space="preserve">demotion of the leader used, after the action is taken. </w:t>
@@ -1957,6 +1819,7 @@
         </w:numPr>
       </w:pPr>
       <w:r>
+        <w:lastRenderedPageBreak/>
         <w:t>Immediately after,</w:t>
       </w:r>
     </w:p>
@@ -1965,7 +1828,6 @@
         <w:pStyle w:val="Quote"/>
       </w:pPr>
       <w:r>
-        <w:lastRenderedPageBreak/>
         <w:t>“</w:t>
       </w:r>
       <w:r>
@@ -2008,18 +1870,10 @@
         <w:t>ve</w:t>
       </w:r>
       <w:r>
-        <w:t xml:space="preserve"> fewer than two Troops must pay a Tax. If you do not </w:t>
-      </w:r>
-      <w:proofErr w:type="gramStart"/>
-      <w:r>
-        <w:t xml:space="preserve">have </w:t>
-      </w:r>
-      <w:r>
-        <w:t xml:space="preserve"> the</w:t>
-      </w:r>
-      <w:proofErr w:type="gramEnd"/>
-      <w:r>
-        <w:t xml:space="preserve"> </w:t>
+        <w:t xml:space="preserve"> fewer than two Troops must pay a Tax. If you do not have </w:t>
+      </w:r>
+      <w:r>
+        <w:t xml:space="preserve"> the </w:t>
       </w:r>
       <w:r>
         <w:t>Coin</w:t>

--- a/TrainingManual3_ChiefScribe.docx
+++ b/TrainingManual3_ChiefScribe.docx
@@ -55,37 +55,7 @@
         </w:numPr>
       </w:pPr>
       <w:r>
-        <w:t>Choose a color then take the Player</w:t>
-      </w:r>
-      <w:r>
-        <w:t xml:space="preserve"> Screen</w:t>
-      </w:r>
-      <w:r>
-        <w:t xml:space="preserve">, </w:t>
-      </w:r>
-      <w:r>
-        <w:t>Leaders</w:t>
-      </w:r>
-      <w:r>
-        <w:t xml:space="preserve"> (dice)</w:t>
-      </w:r>
-      <w:r>
-        <w:t>, Alliance Tokens</w:t>
-      </w:r>
-      <w:r>
-        <w:t>, and one Card Marker</w:t>
-      </w:r>
-      <w:r>
-        <w:t xml:space="preserve"> of your color.</w:t>
-      </w:r>
-      <w:r>
-        <w:t xml:space="preserve"> </w:t>
-      </w:r>
-      <w:r>
-        <w:t xml:space="preserve">Place everything </w:t>
-      </w:r>
-      <w:r>
-        <w:t>behind your Player Screen.</w:t>
+        <w:t>Sit to the left of the Master of Lies.</w:t>
       </w:r>
     </w:p>
     <w:p>
@@ -97,10 +67,37 @@
         </w:numPr>
       </w:pPr>
       <w:r>
-        <w:t xml:space="preserve">Place one of your </w:t>
-      </w:r>
-      <w:r>
-        <w:t>Alliance Tokens on the start of the Honor Track.</w:t>
+        <w:t>Choose a color then take the Player</w:t>
+      </w:r>
+      <w:r>
+        <w:t xml:space="preserve"> Screen</w:t>
+      </w:r>
+      <w:r>
+        <w:t xml:space="preserve">, </w:t>
+      </w:r>
+      <w:r>
+        <w:t>Leaders</w:t>
+      </w:r>
+      <w:r>
+        <w:t xml:space="preserve"> (dice)</w:t>
+      </w:r>
+      <w:r>
+        <w:t>, Alliance Tokens</w:t>
+      </w:r>
+      <w:r>
+        <w:t>, and one Card Marker</w:t>
+      </w:r>
+      <w:r>
+        <w:t xml:space="preserve"> of your color.</w:t>
+      </w:r>
+      <w:r>
+        <w:t xml:space="preserve"> </w:t>
+      </w:r>
+      <w:r>
+        <w:t xml:space="preserve">Place everything </w:t>
+      </w:r>
+      <w:r>
+        <w:t>behind your Player Screen.</w:t>
       </w:r>
     </w:p>
     <w:p>
@@ -112,6 +109,21 @@
         </w:numPr>
       </w:pPr>
       <w:r>
+        <w:t xml:space="preserve">Place one of your </w:t>
+      </w:r>
+      <w:r>
+        <w:t>Alliance Tokens on the start of the Honor Track.</w:t>
+      </w:r>
+    </w:p>
+    <w:p>
+      <w:pPr>
+        <w:pStyle w:val="ListParagraph"/>
+        <w:numPr>
+          <w:ilvl w:val="0"/>
+          <w:numId w:val="7"/>
+        </w:numPr>
+      </w:pPr>
+      <w:r>
         <w:t xml:space="preserve">Keep one </w:t>
       </w:r>
       <w:r>
@@ -341,58 +353,82 @@
         </w:numPr>
       </w:pPr>
       <w:r>
-        <w:t xml:space="preserve">Arrange the </w:t>
-      </w:r>
-      <w:r>
-        <w:t>Laws each player has set up in turn order (clockwise), starting with the Veteran.</w:t>
-      </w:r>
-      <w:r>
-        <w:t xml:space="preserve"> Once you are done, the Veteran’s Law should be at the front, and the Crime Lord’s </w:t>
-      </w:r>
-      <w:r>
-        <w:t>Law should be at the back.</w:t>
+        <w:t xml:space="preserve">Find the </w:t>
+      </w:r>
+      <w:r>
+        <w:rPr>
+          <w:rStyle w:val="SubtleReference"/>
+        </w:rPr>
+        <w:t>Economic Backbone</w:t>
+      </w:r>
+      <w:r>
+        <w:t xml:space="preserve"> </w:t>
+      </w:r>
+      <w:r>
+        <w:t>Law card</w:t>
+      </w:r>
+      <w:r>
+        <w:t xml:space="preserve"> and </w:t>
+      </w:r>
+      <w:r>
+        <w:t xml:space="preserve">place it </w:t>
+      </w:r>
+      <w:r>
+        <w:t xml:space="preserve">faceup </w:t>
+      </w:r>
+      <w:r>
+        <w:t>in the Edicts section.</w:t>
+      </w:r>
+      <w:r>
+        <w:t xml:space="preserve"> </w:t>
+      </w:r>
+      <w:r>
+        <w:t>Place</w:t>
+      </w:r>
+      <w:r>
+        <w:t xml:space="preserve"> a </w:t>
+      </w:r>
+      <w:r>
+        <w:t>card marker from the Crime Lor</w:t>
+      </w:r>
+      <w:r>
+        <w:t xml:space="preserve">d and a </w:t>
+      </w:r>
+      <w:r>
+        <w:t>non-player die</w:t>
+      </w:r>
+      <w:r>
+        <w:t xml:space="preserve"> with value 2</w:t>
+      </w:r>
+      <w:r>
+        <w:t xml:space="preserve"> on the Edict.</w:t>
       </w:r>
     </w:p>
     <w:p>
       <w:pPr>
         <w:pStyle w:val="Quote"/>
-        <w:rPr>
-          <w:rStyle w:val="Emphasis"/>
-        </w:rPr>
-      </w:pPr>
-      <w:r>
-        <w:t>“</w:t>
-      </w:r>
-      <w:r>
-        <w:t>Th</w:t>
-      </w:r>
-      <w:r>
-        <w:t xml:space="preserve">is is the Law Queue. </w:t>
-      </w:r>
-      <w:r>
-        <w:t xml:space="preserve">The </w:t>
-      </w:r>
-      <w:r>
-        <w:t>Law</w:t>
-      </w:r>
-      <w:r>
-        <w:t>s</w:t>
-      </w:r>
-      <w:r>
-        <w:t xml:space="preserve"> you guys submitted </w:t>
-      </w:r>
-      <w:r>
-        <w:t xml:space="preserve">will eventually work their way toward the front of the </w:t>
-      </w:r>
-      <w:r>
-        <w:t xml:space="preserve">Queue and get ratified into Edicts. Laws in this Queue are not active and </w:t>
-      </w:r>
+      </w:pPr>
       <w:r>
         <w:lastRenderedPageBreak/>
-        <w:t>have no effect, but Edicts will affect all players, so this Queue serves as a</w:t>
-      </w:r>
-      <w:r>
-        <w:t xml:space="preserve"> list of future restrictions.</w:t>
+        <w:t>“This active Law, otherwise known as an Edict, represents the existing Laws of the land, so we all must follow this Law or suffer a penalty for our disobedience. Since the Crime Lord is the player who will go last in turn order, they will take sponsorship of this Edict, as if they inherited the Law from their fathers. This will give the Crime Lord one extra Honor at the end of the game unless someone modifies this Edict.</w:t>
+      </w:r>
+      <w:r>
+        <w:t xml:space="preserve"> As long as it stands, this Edict requires all players to </w:t>
+      </w:r>
+      <w:r>
+        <w:t xml:space="preserve">have at least one Investment with at least level </w:t>
+      </w:r>
+      <w:r>
+        <w:t xml:space="preserve">2 or their </w:t>
+      </w:r>
+      <w:r>
+        <w:rPr>
+          <w:rStyle w:val="Strong"/>
+        </w:rPr>
+        <w:t>Infiltrate</w:t>
+      </w:r>
+      <w:r>
+        <w:t xml:space="preserve"> actions will be more expensive.</w:t>
       </w:r>
       <w:r>
         <w:t>”</w:t>
@@ -407,6 +443,69 @@
         </w:numPr>
       </w:pPr>
       <w:r>
+        <w:t xml:space="preserve">Arrange the </w:t>
+      </w:r>
+      <w:r>
+        <w:t>Laws each player has set up in turn order (clockwise), starting with the Veteran.</w:t>
+      </w:r>
+      <w:r>
+        <w:t xml:space="preserve"> Once you are done, the Veteran’s Law should be at the front, and the Crime Lord’s </w:t>
+      </w:r>
+      <w:r>
+        <w:t>Law should be at the back.</w:t>
+      </w:r>
+    </w:p>
+    <w:p>
+      <w:pPr>
+        <w:pStyle w:val="Quote"/>
+        <w:rPr>
+          <w:i w:val="0"/>
+          <w:iCs w:val="0"/>
+        </w:rPr>
+      </w:pPr>
+      <w:r>
+        <w:t>“</w:t>
+      </w:r>
+      <w:r>
+        <w:t>Th</w:t>
+      </w:r>
+      <w:r>
+        <w:t xml:space="preserve">is is the Law Queue. </w:t>
+      </w:r>
+      <w:r>
+        <w:t xml:space="preserve">The </w:t>
+      </w:r>
+      <w:r>
+        <w:t>Law</w:t>
+      </w:r>
+      <w:r>
+        <w:t>s</w:t>
+      </w:r>
+      <w:r>
+        <w:t xml:space="preserve"> you guys submitted </w:t>
+      </w:r>
+      <w:r>
+        <w:t xml:space="preserve">will eventually work their way toward the front of the </w:t>
+      </w:r>
+      <w:r>
+        <w:t>Queue and get ratified into Edicts. Laws in this Queue are not active and have no effect, but Edicts will affect all players, so this Queue serves as a</w:t>
+      </w:r>
+      <w:r>
+        <w:t xml:space="preserve"> list of future restrictions.</w:t>
+      </w:r>
+      <w:r>
+        <w:t>”</w:t>
+      </w:r>
+    </w:p>
+    <w:p>
+      <w:pPr>
+        <w:pStyle w:val="ListParagraph"/>
+        <w:numPr>
+          <w:ilvl w:val="0"/>
+          <w:numId w:val="9"/>
+        </w:numPr>
+      </w:pPr>
+      <w:r>
         <w:t>Have the Veteran to set the value of the first Law in the Queue</w:t>
       </w:r>
       <w:r>
@@ -425,9 +524,6 @@
     <w:p>
       <w:pPr>
         <w:pStyle w:val="Quote"/>
-        <w:rPr>
-          <w:rStyle w:val="Emphasis"/>
-        </w:rPr>
       </w:pPr>
       <w:r>
         <w:t>“</w:t>
@@ -572,6 +668,7 @@
         <w:rPr>
           <w:rStyle w:val="Strong"/>
         </w:rPr>
+        <w:lastRenderedPageBreak/>
         <w:t>Petition</w:t>
       </w:r>
       <w:r>
@@ -622,11 +719,19 @@
           <w:color w:val="auto"/>
         </w:rPr>
       </w:pPr>
-      <w:r>
-        <w:rPr>
-          <w:rStyle w:val="Strong"/>
-        </w:rPr>
-        <w:t>Undermarket Buy</w:t>
+      <w:proofErr w:type="spellStart"/>
+      <w:r>
+        <w:rPr>
+          <w:rStyle w:val="Strong"/>
+        </w:rPr>
+        <w:t>Undermarket</w:t>
+      </w:r>
+      <w:proofErr w:type="spellEnd"/>
+      <w:r>
+        <w:rPr>
+          <w:rStyle w:val="Strong"/>
+        </w:rPr>
+        <w:t xml:space="preserve"> Buy</w:t>
       </w:r>
       <w:r>
         <w:rPr>
@@ -661,7 +766,23 @@
         <w:t xml:space="preserve">I would also like some Commodities, but </w:t>
       </w:r>
       <w:r>
-        <w:t xml:space="preserve">someone already used the Court Buy, so I have to go to the Undermarket to get my Commodities. I can use Undermarket </w:t>
+        <w:t xml:space="preserve">someone already used the Court Buy, so I have to go to the </w:t>
+      </w:r>
+      <w:proofErr w:type="spellStart"/>
+      <w:r>
+        <w:t>Undermarket</w:t>
+      </w:r>
+      <w:proofErr w:type="spellEnd"/>
+      <w:r>
+        <w:t xml:space="preserve"> to get my Commodities. I can use </w:t>
+      </w:r>
+      <w:proofErr w:type="spellStart"/>
+      <w:r>
+        <w:t>Undermarket</w:t>
+      </w:r>
+      <w:proofErr w:type="spellEnd"/>
+      <w:r>
+        <w:t xml:space="preserve"> </w:t>
       </w:r>
       <w:r>
         <w:t xml:space="preserve">actions once per round, even if someone else has already used </w:t>
@@ -679,7 +800,15 @@
         <w:t xml:space="preserve"> like Provincial actions</w:t>
       </w:r>
       <w:r>
-        <w:t xml:space="preserve">, but Undermarket actions cost a penalty for their use. In this case, </w:t>
+        <w:t xml:space="preserve">, but </w:t>
+      </w:r>
+      <w:proofErr w:type="spellStart"/>
+      <w:r>
+        <w:t>Undermarket</w:t>
+      </w:r>
+      <w:proofErr w:type="spellEnd"/>
+      <w:r>
+        <w:t xml:space="preserve"> actions cost a penalty for their use. In this case, </w:t>
       </w:r>
       <w:r>
         <w:t>I</w:t>
@@ -706,11 +835,7 @@
         <w:t>spend 2 Coins to gain 4 Commodities</w:t>
       </w:r>
       <w:r>
-        <w:t xml:space="preserve">. My Coins go to the Free Bank, not the Royal Bank, since I </w:t>
-      </w:r>
-      <w:r>
-        <w:lastRenderedPageBreak/>
-        <w:t>am not trading with the King’s Court.</w:t>
+        <w:t>. My Coins go to the Free Bank, not the Royal Bank, since I am not trading with the King’s Court.</w:t>
       </w:r>
       <w:r>
         <w:t xml:space="preserve"> Now that my trade is done, I </w:t>
@@ -895,7 +1020,16 @@
         <w:t>players will pay Taxes if the violated any Edict, and the King’s Favor will move to the player obeying the most Edicts.</w:t>
       </w:r>
       <w:r>
-        <w:t xml:space="preserve"> We currently have no Edicts, so we don’t have to do anything this round.</w:t>
+        <w:t xml:space="preserve"> </w:t>
+      </w:r>
+      <w:r>
+        <w:t>Everyone ha</w:t>
+      </w:r>
+      <w:r>
+        <w:t>s a level 2 Investment, so no one is in violation, and the King’s Favor stays where it is</w:t>
+      </w:r>
+      <w:r>
+        <w:t>.</w:t>
       </w:r>
       <w:r>
         <w:t>”</w:t>
@@ -930,7 +1064,11 @@
         <w:t xml:space="preserve">. From now on, all players must have at least 2 Troops by their screen. If </w:t>
       </w:r>
       <w:r>
-        <w:t xml:space="preserve">you fail to comply with this Edict, you will be penalized </w:t>
+        <w:t xml:space="preserve">you </w:t>
+      </w:r>
+      <w:r>
+        <w:lastRenderedPageBreak/>
+        <w:t xml:space="preserve">fail to comply with this Edict, you will be penalized </w:t>
       </w:r>
       <w:r>
         <w:t>when using the Harvest action, and you will have to pay a Tax at the end of the round</w:t>
@@ -1052,7 +1190,6 @@
         <w:pStyle w:val="Quote"/>
       </w:pPr>
       <w:r>
-        <w:lastRenderedPageBreak/>
         <w:t xml:space="preserve">“I do not want this Deliberated Law to become an Edict, so I will Postpone and move it back </w:t>
       </w:r>
       <w:r>
@@ -1360,16 +1497,41 @@
         <w:pStyle w:val="Quote"/>
       </w:pPr>
       <w:r>
+        <w:lastRenderedPageBreak/>
         <w:t>“First, we need to check how well we all followed the Edicts of the Kingdom last round.</w:t>
       </w:r>
       <w:r>
         <w:t xml:space="preserve"> </w:t>
       </w:r>
       <w:r>
-        <w:t xml:space="preserve">We had one Edict this round, so everyone who currently has fewer than </w:t>
-      </w:r>
-      <w:r>
-        <w:t>two Troops must pay one Coin to the Royal Bank as a Tax. If you do not have one Coin, you may make an Emergency Trade by performing a Sell or Monetize at the current Market Rate with no bonuses</w:t>
+        <w:t xml:space="preserve">We had </w:t>
+      </w:r>
+      <w:r>
+        <w:t>two</w:t>
+      </w:r>
+      <w:r>
+        <w:t xml:space="preserve"> Edict</w:t>
+      </w:r>
+      <w:r>
+        <w:t>s</w:t>
+      </w:r>
+      <w:r>
+        <w:t xml:space="preserve"> this round, so everyone who currently has fewer than </w:t>
+      </w:r>
+      <w:r>
+        <w:t xml:space="preserve">two Troops </w:t>
+      </w:r>
+      <w:r>
+        <w:t xml:space="preserve">or does not have a level 2 Investment </w:t>
+      </w:r>
+      <w:r>
+        <w:t>must pay one Coin to the Royal Bank as a Tax</w:t>
+      </w:r>
+      <w:r>
+        <w:t xml:space="preserve"> for each Edict they broke</w:t>
+      </w:r>
+      <w:r>
+        <w:t>. If you do not have one Coin, you may make an Emergency Trade by performing a Sell or Monetize at the current Market Rate with no bonuses</w:t>
       </w:r>
       <w:r>
         <w:t xml:space="preserve"> and without changing the Market Rate. As we </w:t>
@@ -1437,11 +1599,7 @@
         <w:t>is new</w:t>
       </w:r>
       <w:r>
-        <w:t xml:space="preserve"> Edict, you will </w:t>
-      </w:r>
-      <w:r>
-        <w:lastRenderedPageBreak/>
-        <w:t>be penalized when using the</w:t>
+        <w:t xml:space="preserve"> Edict, you will be penalized when using the</w:t>
       </w:r>
       <w:r>
         <w:t xml:space="preserve"> Tax</w:t>
@@ -1469,15 +1627,19 @@
       <w:r>
         <w:t xml:space="preserve">“Now that there is a new Law at the front of the Queue (sponsored by the </w:t>
       </w:r>
+      <w:proofErr w:type="spellStart"/>
       <w:r>
         <w:t>Warmongerer</w:t>
       </w:r>
+      <w:proofErr w:type="spellEnd"/>
       <w:r>
         <w:t xml:space="preserve">), we need to make it the Deliberated Law and set its Threshold. </w:t>
       </w:r>
+      <w:proofErr w:type="spellStart"/>
       <w:r>
         <w:t>Warmongerer</w:t>
       </w:r>
+      <w:proofErr w:type="spellEnd"/>
       <w:r>
         <w:t>, what would you like to set this Law to? Each Law can have a value of 1 to 6.”</w:t>
       </w:r>
@@ -1573,7 +1735,25 @@
           <w:b w:val="0"/>
           <w:bCs w:val="0"/>
         </w:rPr>
-        <w:t xml:space="preserve">As the collecter of the taxes on behalf of the King, I will keep </w:t>
+        <w:t xml:space="preserve">As the </w:t>
+      </w:r>
+      <w:proofErr w:type="spellStart"/>
+      <w:r>
+        <w:rPr>
+          <w:rStyle w:val="Strong"/>
+          <w:b w:val="0"/>
+          <w:bCs w:val="0"/>
+        </w:rPr>
+        <w:t>collecter</w:t>
+      </w:r>
+      <w:proofErr w:type="spellEnd"/>
+      <w:r>
+        <w:rPr>
+          <w:rStyle w:val="Strong"/>
+          <w:b w:val="0"/>
+          <w:bCs w:val="0"/>
+        </w:rPr>
+        <w:t xml:space="preserve"> of the taxes on behalf of the King, I will keep </w:t>
       </w:r>
       <w:r>
         <w:rPr>
@@ -1689,6 +1869,7 @@
         </w:numPr>
       </w:pPr>
       <w:r>
+        <w:lastRenderedPageBreak/>
         <w:t xml:space="preserve">When the Veteran prompts you, trade your </w:t>
       </w:r>
       <w:r>
@@ -1746,40 +1927,19 @@
           <w:bCs w:val="0"/>
         </w:rPr>
       </w:pPr>
-      <w:r>
-        <w:rPr>
-          <w:rStyle w:val="Strong"/>
-        </w:rPr>
-        <w:t>Undermarket Donate</w:t>
-      </w:r>
-    </w:p>
-    <w:p>
-      <w:pPr>
-        <w:pStyle w:val="Quote"/>
-      </w:pPr>
-      <w:r>
-        <w:t xml:space="preserve">“I also have a lot of Coins I would like to convert into Honor, but the Head Banker already used the Court Donate, so I need to go to the Undermarket to Donate. For this Undermarket action, the penalty is a permanent </w:t>
-      </w:r>
-      <w:r>
-        <w:t xml:space="preserve">demotion of the leader used, after the action is taken. </w:t>
-      </w:r>
-      <w:r>
-        <w:t xml:space="preserve">Like the Court action, I may Donate one Coin per </w:t>
-      </w:r>
-      <w:r>
-        <w:t xml:space="preserve">Leader Level </w:t>
-      </w:r>
-      <w:r>
-        <w:t xml:space="preserve">to the Royal Bank </w:t>
-      </w:r>
-      <w:r>
-        <w:t xml:space="preserve">and gain half </w:t>
-      </w:r>
-      <w:r>
-        <w:t>(rounded up) the number of donated Coins in Honor.</w:t>
-      </w:r>
-      <w:r>
-        <w:t>”</w:t>
+      <w:proofErr w:type="spellStart"/>
+      <w:r>
+        <w:rPr>
+          <w:rStyle w:val="Strong"/>
+        </w:rPr>
+        <w:t>Undermarket</w:t>
+      </w:r>
+      <w:proofErr w:type="spellEnd"/>
+      <w:r>
+        <w:rPr>
+          <w:rStyle w:val="Strong"/>
+        </w:rPr>
+        <w:t xml:space="preserve"> Donate</w:t>
       </w:r>
     </w:p>
     <w:p>
@@ -1819,7 +1979,6 @@
         </w:numPr>
       </w:pPr>
       <w:r>
-        <w:lastRenderedPageBreak/>
         <w:t>Immediately after,</w:t>
       </w:r>
     </w:p>
@@ -1843,7 +2002,10 @@
         <w:t xml:space="preserve">. We had </w:t>
       </w:r>
       <w:r>
-        <w:t xml:space="preserve">two </w:t>
+        <w:t>three</w:t>
+      </w:r>
+      <w:r>
+        <w:t xml:space="preserve"> </w:t>
       </w:r>
       <w:r>
         <w:t>Edict</w:t>
@@ -1861,7 +2023,7 @@
         <w:t xml:space="preserve">, so </w:t>
       </w:r>
       <w:r>
-        <w:t xml:space="preserve">the only those </w:t>
+        <w:t xml:space="preserve">only those </w:t>
       </w:r>
       <w:r>
         <w:t>who currently ha</w:t>
@@ -1870,7 +2032,13 @@
         <w:t>ve</w:t>
       </w:r>
       <w:r>
-        <w:t xml:space="preserve"> fewer than two Troops must pay a Tax. If you do not have </w:t>
+        <w:t xml:space="preserve"> fewer than two Troops </w:t>
+      </w:r>
+      <w:r>
+        <w:t xml:space="preserve">or who only have level 1 Investments </w:t>
+      </w:r>
+      <w:r>
+        <w:t>must pay a Tax. If you do not have</w:t>
       </w:r>
       <w:r>
         <w:t xml:space="preserve"> the </w:t>
@@ -1904,6 +2072,9 @@
       </w:r>
       <w:r>
         <w:t>, but who is obeying the most Edicts? That player gets the King’s Favor.</w:t>
+      </w:r>
+      <w:r>
+        <w:t xml:space="preserve"> In case of a tie between players, the current holder of the King’s Favor decides to whom it will go.</w:t>
       </w:r>
       <w:r>
         <w:t>”</w:t>
@@ -2244,6 +2415,95 @@
     </w:lvl>
   </w:abstractNum>
   <w:abstractNum w:abstractNumId="3" w15:restartNumberingAfterBreak="0">
+    <w:nsid w:val="291E1AE4"/>
+    <w:multiLevelType w:val="hybridMultilevel"/>
+    <w:tmpl w:val="03F649C2"/>
+    <w:lvl w:ilvl="0" w:tplc="FFFFFFFF">
+      <w:start w:val="1"/>
+      <w:numFmt w:val="decimal"/>
+      <w:lvlText w:val="%1."/>
+      <w:lvlJc w:val="left"/>
+      <w:pPr>
+        <w:ind w:left="720" w:hanging="360"/>
+      </w:pPr>
+      <w:rPr>
+        <w:rFonts w:hint="default"/>
+      </w:rPr>
+    </w:lvl>
+    <w:lvl w:ilvl="1" w:tplc="FFFFFFFF">
+      <w:start w:val="1"/>
+      <w:numFmt w:val="lowerLetter"/>
+      <w:lvlText w:val="%2."/>
+      <w:lvlJc w:val="left"/>
+      <w:pPr>
+        <w:ind w:left="1440" w:hanging="360"/>
+      </w:pPr>
+    </w:lvl>
+    <w:lvl w:ilvl="2" w:tplc="FFFFFFFF" w:tentative="1">
+      <w:start w:val="1"/>
+      <w:numFmt w:val="lowerRoman"/>
+      <w:lvlText w:val="%3."/>
+      <w:lvlJc w:val="right"/>
+      <w:pPr>
+        <w:ind w:left="2160" w:hanging="180"/>
+      </w:pPr>
+    </w:lvl>
+    <w:lvl w:ilvl="3" w:tplc="FFFFFFFF" w:tentative="1">
+      <w:start w:val="1"/>
+      <w:numFmt w:val="decimal"/>
+      <w:lvlText w:val="%4."/>
+      <w:lvlJc w:val="left"/>
+      <w:pPr>
+        <w:ind w:left="2880" w:hanging="360"/>
+      </w:pPr>
+    </w:lvl>
+    <w:lvl w:ilvl="4" w:tplc="FFFFFFFF" w:tentative="1">
+      <w:start w:val="1"/>
+      <w:numFmt w:val="lowerLetter"/>
+      <w:lvlText w:val="%5."/>
+      <w:lvlJc w:val="left"/>
+      <w:pPr>
+        <w:ind w:left="3600" w:hanging="360"/>
+      </w:pPr>
+    </w:lvl>
+    <w:lvl w:ilvl="5" w:tplc="FFFFFFFF" w:tentative="1">
+      <w:start w:val="1"/>
+      <w:numFmt w:val="lowerRoman"/>
+      <w:lvlText w:val="%6."/>
+      <w:lvlJc w:val="right"/>
+      <w:pPr>
+        <w:ind w:left="4320" w:hanging="180"/>
+      </w:pPr>
+    </w:lvl>
+    <w:lvl w:ilvl="6" w:tplc="FFFFFFFF" w:tentative="1">
+      <w:start w:val="1"/>
+      <w:numFmt w:val="decimal"/>
+      <w:lvlText w:val="%7."/>
+      <w:lvlJc w:val="left"/>
+      <w:pPr>
+        <w:ind w:left="5040" w:hanging="360"/>
+      </w:pPr>
+    </w:lvl>
+    <w:lvl w:ilvl="7" w:tplc="FFFFFFFF" w:tentative="1">
+      <w:start w:val="1"/>
+      <w:numFmt w:val="lowerLetter"/>
+      <w:lvlText w:val="%8."/>
+      <w:lvlJc w:val="left"/>
+      <w:pPr>
+        <w:ind w:left="5760" w:hanging="360"/>
+      </w:pPr>
+    </w:lvl>
+    <w:lvl w:ilvl="8" w:tplc="FFFFFFFF" w:tentative="1">
+      <w:start w:val="1"/>
+      <w:numFmt w:val="lowerRoman"/>
+      <w:lvlText w:val="%9."/>
+      <w:lvlJc w:val="right"/>
+      <w:pPr>
+        <w:ind w:left="6480" w:hanging="180"/>
+      </w:pPr>
+    </w:lvl>
+  </w:abstractNum>
+  <w:abstractNum w:abstractNumId="4" w15:restartNumberingAfterBreak="0">
     <w:nsid w:val="3C6D4415"/>
     <w:multiLevelType w:val="hybridMultilevel"/>
     <w:tmpl w:val="2EB65FD4"/>
@@ -2329,7 +2589,7 @@
       </w:pPr>
     </w:lvl>
   </w:abstractNum>
-  <w:abstractNum w:abstractNumId="4" w15:restartNumberingAfterBreak="0">
+  <w:abstractNum w:abstractNumId="5" w15:restartNumberingAfterBreak="0">
     <w:nsid w:val="52007E9A"/>
     <w:multiLevelType w:val="hybridMultilevel"/>
     <w:tmpl w:val="2EB65FD4"/>
@@ -2415,10 +2675,10 @@
       </w:pPr>
     </w:lvl>
   </w:abstractNum>
-  <w:abstractNum w:abstractNumId="5" w15:restartNumberingAfterBreak="0">
+  <w:abstractNum w:abstractNumId="6" w15:restartNumberingAfterBreak="0">
     <w:nsid w:val="528F70C1"/>
     <w:multiLevelType w:val="hybridMultilevel"/>
-    <w:tmpl w:val="03F649C2"/>
+    <w:tmpl w:val="7DD826CE"/>
     <w:lvl w:ilvl="0" w:tplc="0409000F">
       <w:start w:val="1"/>
       <w:numFmt w:val="decimal"/>
@@ -2504,7 +2764,7 @@
       </w:pPr>
     </w:lvl>
   </w:abstractNum>
-  <w:abstractNum w:abstractNumId="6" w15:restartNumberingAfterBreak="0">
+  <w:abstractNum w:abstractNumId="7" w15:restartNumberingAfterBreak="0">
     <w:nsid w:val="611FE871"/>
     <w:multiLevelType w:val="hybridMultilevel"/>
     <w:tmpl w:val="09DED906"/>
@@ -2590,7 +2850,7 @@
       </w:pPr>
     </w:lvl>
   </w:abstractNum>
-  <w:abstractNum w:abstractNumId="7" w15:restartNumberingAfterBreak="0">
+  <w:abstractNum w:abstractNumId="8" w15:restartNumberingAfterBreak="0">
     <w:nsid w:val="6407225D"/>
     <w:multiLevelType w:val="hybridMultilevel"/>
     <w:tmpl w:val="D75435CC"/>
@@ -2703,7 +2963,7 @@
       </w:rPr>
     </w:lvl>
   </w:abstractNum>
-  <w:abstractNum w:abstractNumId="8" w15:restartNumberingAfterBreak="0">
+  <w:abstractNum w:abstractNumId="9" w15:restartNumberingAfterBreak="0">
     <w:nsid w:val="66687478"/>
     <w:multiLevelType w:val="hybridMultilevel"/>
     <w:tmpl w:val="8A36BD36"/>
@@ -2792,7 +3052,7 @@
       </w:pPr>
     </w:lvl>
   </w:abstractNum>
-  <w:abstractNum w:abstractNumId="9" w15:restartNumberingAfterBreak="0">
+  <w:abstractNum w:abstractNumId="10" w15:restartNumberingAfterBreak="0">
     <w:nsid w:val="69617966"/>
     <w:multiLevelType w:val="hybridMultilevel"/>
     <w:tmpl w:val="A2C2982C"/>
@@ -2881,7 +3141,7 @@
       </w:pPr>
     </w:lvl>
   </w:abstractNum>
-  <w:abstractNum w:abstractNumId="10" w15:restartNumberingAfterBreak="0">
+  <w:abstractNum w:abstractNumId="11" w15:restartNumberingAfterBreak="0">
     <w:nsid w:val="6E59125B"/>
     <w:multiLevelType w:val="hybridMultilevel"/>
     <w:tmpl w:val="1E642422"/>
@@ -2970,7 +3230,7 @@
       </w:pPr>
     </w:lvl>
   </w:abstractNum>
-  <w:abstractNum w:abstractNumId="11" w15:restartNumberingAfterBreak="0">
+  <w:abstractNum w:abstractNumId="12" w15:restartNumberingAfterBreak="0">
     <w:nsid w:val="7FADB6D8"/>
     <w:multiLevelType w:val="hybridMultilevel"/>
     <w:tmpl w:val="9BC0956E"/>
@@ -3057,13 +3317,13 @@
     </w:lvl>
   </w:abstractNum>
   <w:num w:numId="1" w16cid:durableId="1479344411">
-    <w:abstractNumId w:val="6"/>
+    <w:abstractNumId w:val="7"/>
   </w:num>
   <w:num w:numId="2" w16cid:durableId="285163502">
-    <w:abstractNumId w:val="11"/>
+    <w:abstractNumId w:val="12"/>
   </w:num>
   <w:num w:numId="3" w16cid:durableId="1198473822">
-    <w:abstractNumId w:val="7"/>
+    <w:abstractNumId w:val="8"/>
   </w:num>
   <w:num w:numId="4" w16cid:durableId="802966585">
     <w:abstractNumId w:val="0"/>
@@ -3072,25 +3332,28 @@
     <w:abstractNumId w:val="1"/>
   </w:num>
   <w:num w:numId="6" w16cid:durableId="181282135">
-    <w:abstractNumId w:val="3"/>
+    <w:abstractNumId w:val="4"/>
   </w:num>
   <w:num w:numId="7" w16cid:durableId="171988987">
+    <w:abstractNumId w:val="11"/>
+  </w:num>
+  <w:num w:numId="8" w16cid:durableId="634454808">
     <w:abstractNumId w:val="10"/>
   </w:num>
-  <w:num w:numId="8" w16cid:durableId="634454808">
-    <w:abstractNumId w:val="9"/>
-  </w:num>
   <w:num w:numId="9" w16cid:durableId="106583078">
-    <w:abstractNumId w:val="5"/>
+    <w:abstractNumId w:val="6"/>
   </w:num>
   <w:num w:numId="10" w16cid:durableId="1746075742">
-    <w:abstractNumId w:val="8"/>
+    <w:abstractNumId w:val="9"/>
   </w:num>
   <w:num w:numId="11" w16cid:durableId="301347045">
     <w:abstractNumId w:val="2"/>
   </w:num>
   <w:num w:numId="12" w16cid:durableId="1082146187">
-    <w:abstractNumId w:val="4"/>
+    <w:abstractNumId w:val="5"/>
+  </w:num>
+  <w:num w:numId="13" w16cid:durableId="1551646576">
+    <w:abstractNumId w:val="3"/>
   </w:num>
 </w:numbering>
 </file>
